--- a/testakten/insolvenzverwaltung-moebelwerk-havelberg-regelverfahren/bericht_berichtstermin_14092026.docx
+++ b/testakten/insolvenzverwaltung-moebelwerk-havelberg-regelverfahren/bericht_berichtstermin_14092026.docx
@@ -4,62 +4,89 @@
   <w:body>
     <w:p>
       <w:pPr>
+        <w:spacing w:after="160" w:line="259" w:lineRule="auto"/>
         <w:jc w:val="right"/>
       </w:pPr>
       <w:r>
         <w:rPr>
-          <w:rFonts w:ascii="Calibri" w:hAnsi="Calibri"/>
-          <w:sz w:val="22"/>
+          <w:rFonts w:ascii="Times New Roman" w:hAnsi="Times New Roman"/>
+          <w:b/>
+          <w:sz w:val="28"/>
         </w:rPr>
         <w:t>Magdeburg, 05. September 2026</w:t>
       </w:r>
     </w:p>
-    <w:p/>
     <w:p>
+      <w:pPr>
+        <w:spacing w:line="259" w:lineRule="auto" w:after="60"/>
+      </w:pPr>
+    </w:p>
+    <w:p>
+      <w:pPr>
+        <w:spacing w:before="120" w:after="60" w:line="259" w:lineRule="auto"/>
+      </w:pPr>
       <w:r>
         <w:rPr>
-          <w:rFonts w:ascii="Calibri" w:hAnsi="Calibri"/>
-          <w:sz w:val="20"/>
+          <w:rFonts w:ascii="Times New Roman" w:hAnsi="Times New Roman"/>
+          <w:b/>
+          <w:sz w:val="22"/>
         </w:rPr>
         <w:t>Dr. Nora Westphal</w:t>
       </w:r>
     </w:p>
     <w:p>
+      <w:pPr>
+        <w:spacing w:before="120" w:after="60" w:line="259" w:lineRule="auto"/>
+      </w:pPr>
       <w:r>
         <w:rPr>
-          <w:rFonts w:ascii="Calibri" w:hAnsi="Calibri"/>
-          <w:sz w:val="20"/>
+          <w:rFonts w:ascii="Times New Roman" w:hAnsi="Times New Roman"/>
+          <w:b/>
+          <w:sz w:val="22"/>
         </w:rPr>
         <w:t>Rechtsanwältin | Insolvenzverwalterin</w:t>
       </w:r>
     </w:p>
     <w:p>
+      <w:pPr>
+        <w:spacing w:before="120" w:after="60" w:line="259" w:lineRule="auto"/>
+      </w:pPr>
       <w:r>
         <w:rPr>
-          <w:rFonts w:ascii="Calibri" w:hAnsi="Calibri"/>
-          <w:sz w:val="20"/>
+          <w:rFonts w:ascii="Times New Roman" w:hAnsi="Times New Roman"/>
+          <w:b/>
+          <w:sz w:val="22"/>
         </w:rPr>
         <w:t>Kurfürstenallee 88, 39104 Magdeburg</w:t>
       </w:r>
     </w:p>
     <w:p>
+      <w:pPr>
+        <w:spacing w:before="120" w:after="60" w:line="259" w:lineRule="auto"/>
+      </w:pPr>
       <w:r>
         <w:rPr>
-          <w:rFonts w:ascii="Calibri" w:hAnsi="Calibri"/>
-          <w:sz w:val="20"/>
+          <w:rFonts w:ascii="Times New Roman" w:hAnsi="Times New Roman"/>
+          <w:b/>
+          <w:sz w:val="22"/>
         </w:rPr>
         <w:t>Tel. 0391 / 88 44 100</w:t>
       </w:r>
     </w:p>
-    <w:p/>
     <w:p>
       <w:pPr>
+        <w:spacing w:line="259" w:lineRule="auto" w:after="60"/>
+      </w:pPr>
+    </w:p>
+    <w:p>
+      <w:pPr>
+        <w:spacing w:before="120" w:after="60" w:line="259" w:lineRule="auto"/>
         <w:jc w:val="both"/>
       </w:pPr>
       <w:r>
         <w:rPr>
-          <w:rFonts w:ascii="Calibri" w:hAnsi="Calibri"/>
-          <w:b w:val="0"/>
+          <w:rFonts w:ascii="Times New Roman" w:hAnsi="Times New Roman"/>
+          <w:b/>
           <w:sz w:val="22"/>
         </w:rPr>
         <w:t>An das</w:t>
@@ -67,6 +94,7 @@
     </w:p>
     <w:p>
       <w:pPr>
+        <w:spacing w:line="259" w:lineRule="auto" w:after="60"/>
         <w:jc w:val="both"/>
       </w:pPr>
       <w:r>
@@ -80,6 +108,7 @@
     </w:p>
     <w:p>
       <w:pPr>
+        <w:spacing w:line="259" w:lineRule="auto" w:after="60"/>
         <w:jc w:val="both"/>
       </w:pPr>
       <w:r>
@@ -93,6 +122,7 @@
     </w:p>
     <w:p>
       <w:pPr>
+        <w:spacing w:line="259" w:lineRule="auto" w:after="60"/>
         <w:jc w:val="both"/>
       </w:pPr>
       <w:r>
@@ -104,8 +134,15 @@
         <w:t>39576 Stendal</w:t>
       </w:r>
     </w:p>
-    <w:p/>
     <w:p>
+      <w:pPr>
+        <w:spacing w:line="259" w:lineRule="auto" w:after="60"/>
+      </w:pPr>
+    </w:p>
+    <w:p>
+      <w:pPr>
+        <w:spacing w:line="259" w:lineRule="auto" w:after="60"/>
+      </w:pPr>
       <w:r>
         <w:rPr>
           <w:rFonts w:ascii="Calibri" w:hAnsi="Calibri"/>
@@ -115,9 +152,14 @@
         <w:t>Aktenzeichen: 7 IN 41/26</w:t>
       </w:r>
     </w:p>
-    <w:p/>
     <w:p>
       <w:pPr>
+        <w:spacing w:line="259" w:lineRule="auto" w:after="60"/>
+      </w:pPr>
+    </w:p>
+    <w:p>
+      <w:pPr>
+        <w:spacing w:line="259" w:lineRule="auto" w:after="60"/>
         <w:jc w:val="left"/>
       </w:pPr>
       <w:r>
@@ -131,6 +173,7 @@
     </w:p>
     <w:p>
       <w:pPr>
+        <w:spacing w:line="259" w:lineRule="auto" w:after="60"/>
         <w:jc w:val="left"/>
       </w:pPr>
       <w:r>
@@ -142,9 +185,14 @@
         <w:t>14. September 2026, 10:00 Uhr, Saal 12</w:t>
       </w:r>
     </w:p>
-    <w:p/>
     <w:p>
       <w:pPr>
+        <w:spacing w:line="259" w:lineRule="auto" w:after="60"/>
+      </w:pPr>
+    </w:p>
+    <w:p>
+      <w:pPr>
+        <w:spacing w:line="259" w:lineRule="auto" w:after="60"/>
         <w:jc w:val="both"/>
       </w:pPr>
       <w:r>
@@ -156,9 +204,14 @@
         <w:t>Sehr geehrte Damen und Herren,</w:t>
       </w:r>
     </w:p>
-    <w:p/>
     <w:p>
       <w:pPr>
+        <w:spacing w:line="259" w:lineRule="auto" w:after="60"/>
+      </w:pPr>
+    </w:p>
+    <w:p>
+      <w:pPr>
+        <w:spacing w:line="259" w:lineRule="auto" w:after="60"/>
         <w:jc w:val="both"/>
       </w:pPr>
       <w:r>
@@ -170,9 +223,14 @@
         <w:t>Die Insolvenzverwalterin erstattet gemäß § 156 InsO nachstehend Bericht über den Verfahrensstand und die wirtschaftliche Lage der Schuldnerin sowie über die Maßnahmen zur Massesicherung und -verwertung.</w:t>
       </w:r>
     </w:p>
-    <w:p/>
     <w:p>
       <w:pPr>
+        <w:spacing w:line="259" w:lineRule="auto" w:after="60"/>
+      </w:pPr>
+    </w:p>
+    <w:p>
+      <w:pPr>
+        <w:spacing w:line="259" w:lineRule="auto" w:after="60"/>
         <w:jc w:val="left"/>
       </w:pPr>
       <w:r>
@@ -621,9 +679,14 @@
         </w:tc>
       </w:tr>
     </w:tbl>
-    <w:p/>
     <w:p>
       <w:pPr>
+        <w:spacing w:line="259" w:lineRule="auto" w:after="60"/>
+      </w:pPr>
+    </w:p>
+    <w:p>
+      <w:pPr>
+        <w:spacing w:line="259" w:lineRule="auto" w:after="60"/>
         <w:jc w:val="left"/>
       </w:pPr>
       <w:r>
@@ -637,6 +700,7 @@
     </w:p>
     <w:p>
       <w:pPr>
+        <w:spacing w:line="259" w:lineRule="auto" w:after="60"/>
         <w:jc w:val="both"/>
       </w:pPr>
       <w:r>
@@ -648,9 +712,14 @@
         <w:t>Zahlungsunfähigkeit im Sinne des § 17 InsO ist spätestens am 22.03.2026 eingetreten (Rücklastschrift Furnier Nord GmbH; Deckungslücke &gt; 10 % der fälligen Verbindlichkeiten). Überschuldung im Sinne des § 19 InsO ist aufgrund negativer Fortführungsprognose (kein belastbares Sanierungskonzept) und negativem bereinigtem Eigenkapital per 31.12.2025 ebenfalls anzunehmen. Eigenverwaltungswunsch des Schäftsführers wurde geprüft und mangels Finanzplan und Sanierungskonzept abgelehnt.</w:t>
       </w:r>
     </w:p>
-    <w:p/>
     <w:p>
       <w:pPr>
+        <w:spacing w:line="259" w:lineRule="auto" w:after="60"/>
+      </w:pPr>
+    </w:p>
+    <w:p>
+      <w:pPr>
+        <w:spacing w:line="259" w:lineRule="auto" w:after="60"/>
         <w:jc w:val="left"/>
       </w:pPr>
       <w:r>
@@ -1211,9 +1280,14 @@
         </w:tc>
       </w:tr>
     </w:tbl>
-    <w:p/>
     <w:p>
       <w:pPr>
+        <w:spacing w:line="259" w:lineRule="auto" w:after="60"/>
+      </w:pPr>
+    </w:p>
+    <w:p>
+      <w:pPr>
+        <w:spacing w:line="259" w:lineRule="auto" w:after="60"/>
         <w:jc w:val="left"/>
       </w:pPr>
       <w:r>
@@ -1227,6 +1301,7 @@
     </w:p>
     <w:p>
       <w:pPr>
+        <w:spacing w:line="259" w:lineRule="auto" w:after="60"/>
         <w:jc w:val="both"/>
       </w:pPr>
       <w:r>
@@ -1238,9 +1313,14 @@
         <w:t>Bis zum Anmeldeschluss (01.08.2026) haben 12 Gläubiger Forderungen in Höhe von insgesamt 1.345.800,00 EUR angemeldet. Davon entfallen 350.000,00 EUR auf Absonderungsrechte der Havelbank eG. Nachrangige Forderungen (§ 39 InsO): 120.000,00 EUR (Gesellschafterdarlehen Tim Brauer). Sämtliche Anmeldungen wurden geprüft; die Prüfungsergebnisse sind in der Tabelle zusammengefasst und den Gläubigern zugestellt.</w:t>
       </w:r>
     </w:p>
-    <w:p/>
     <w:p>
       <w:pPr>
+        <w:spacing w:line="259" w:lineRule="auto" w:after="60"/>
+      </w:pPr>
+    </w:p>
+    <w:p>
+      <w:pPr>
+        <w:spacing w:line="259" w:lineRule="auto" w:after="60"/>
         <w:jc w:val="left"/>
       </w:pPr>
       <w:r>
@@ -1254,6 +1334,7 @@
     </w:p>
     <w:p>
       <w:pPr>
+        <w:spacing w:line="259" w:lineRule="auto" w:after="60"/>
         <w:jc w:val="both"/>
       </w:pPr>
       <w:r>
@@ -1265,9 +1346,14 @@
         <w:t>Die prognostizierte Verteilungsmasse für ungesicherte Gläubiger (§ 38 InsO) beträgt nach Abzug aller Masseverbindlichkeiten und Verfahrenskosten ca. 289.790 EUR. Bei festgestellten ungesicherten Forderungen von ca. 862.900 EUR ergibt sich eine voraussichtliche Quote von ca. 18,4 %. Eine Nachtragsverteilung aus Steuererstattungen ist möglich.</w:t>
       </w:r>
     </w:p>
-    <w:p/>
     <w:p>
       <w:pPr>
+        <w:spacing w:line="259" w:lineRule="auto" w:after="60"/>
+      </w:pPr>
+    </w:p>
+    <w:p>
+      <w:pPr>
+        <w:spacing w:line="259" w:lineRule="auto" w:after="60"/>
         <w:jc w:val="left"/>
       </w:pPr>
       <w:r>
@@ -1281,6 +1367,7 @@
     </w:p>
     <w:p>
       <w:pPr>
+        <w:spacing w:line="259" w:lineRule="auto" w:after="60"/>
         <w:jc w:val="both"/>
       </w:pPr>
       <w:r>
@@ -1292,9 +1379,14 @@
         <w:t>Schlussbericht und Schlussrechnung werden bis 20.01.2027 eingereicht. Der Schlusstermin wird für den 15.02.2027 erbeten. Anfechtungserlöse aus den vier laufenden Fällen werden bis 31.10.2026 erwartet.</w:t>
       </w:r>
     </w:p>
-    <w:p/>
     <w:p>
       <w:pPr>
+        <w:spacing w:line="259" w:lineRule="auto" w:after="60"/>
+      </w:pPr>
+    </w:p>
+    <w:p>
+      <w:pPr>
+        <w:spacing w:line="259" w:lineRule="auto" w:after="60"/>
         <w:jc w:val="both"/>
       </w:pPr>
       <w:r>
@@ -1306,9 +1398,14 @@
         <w:t>Mit freundlichen Grüßen</w:t>
       </w:r>
     </w:p>
-    <w:p/>
     <w:p>
       <w:pPr>
+        <w:spacing w:line="259" w:lineRule="auto" w:after="60"/>
+      </w:pPr>
+    </w:p>
+    <w:p>
+      <w:pPr>
+        <w:spacing w:line="259" w:lineRule="auto" w:after="60"/>
         <w:jc w:val="both"/>
       </w:pPr>
       <w:r>
@@ -1322,6 +1419,7 @@
     </w:p>
     <w:p>
       <w:pPr>
+        <w:spacing w:line="259" w:lineRule="auto" w:after="60"/>
         <w:jc w:val="both"/>
       </w:pPr>
       <w:r>
@@ -1335,6 +1433,7 @@
     </w:p>
     <w:p>
       <w:pPr>
+        <w:spacing w:line="259" w:lineRule="auto" w:after="60"/>
         <w:jc w:val="both"/>
       </w:pPr>
       <w:r>
@@ -1348,13 +1447,35 @@
     </w:p>
     <w:sectPr>
       <w:headerReference w:type="default" r:id="rId9"/>
+      <w:footerReference w:type="default" r:id="rId10"/>
       <w:pgSz w:w="11906" w:h="16838"/>
-      <w:pgMar w:top="1417" w:right="1417" w:bottom="1134" w:left="1701" w:header="720" w:footer="720" w:gutter="0"/>
+      <w:pgMar w:top="1191" w:right="1247" w:bottom="1134" w:left="1361" w:header="720" w:footer="720" w:gutter="0"/>
       <w:cols w:space="720"/>
       <w:docGrid w:linePitch="360"/>
     </w:sectPr>
   </w:body>
 </w:document>
+</file>
+
+<file path=word/footer1.xml><?xml version="1.0" encoding="utf-8"?>
+<w:ftr xmlns:m="http://schemas.openxmlformats.org/officeDocument/2006/math" xmlns:mc="http://schemas.openxmlformats.org/markup-compatibility/2006" xmlns:mo="http://schemas.microsoft.com/office/mac/office/2008/main" xmlns:mv="urn:schemas-microsoft-com:mac:vml" xmlns:o="urn:schemas-microsoft-com:office:office" xmlns:r="http://schemas.openxmlformats.org/officeDocument/2006/relationships" xmlns:v="urn:schemas-microsoft-com:vml" xmlns:w10="urn:schemas-microsoft-com:office:word" xmlns:w14="http://schemas.microsoft.com/office/word/2010/wordml" xmlns:w="http://schemas.openxmlformats.org/wordprocessingml/2006/main" xmlns:wne="http://schemas.microsoft.com/office/word/2006/wordml" xmlns:wp14="http://schemas.microsoft.com/office/word/2010/wordprocessingDrawing" xmlns:wp="http://schemas.openxmlformats.org/drawingml/2006/wordprocessingDrawing" xmlns:wpc="http://schemas.microsoft.com/office/word/2010/wordprocessingCanvas" xmlns:wpg="http://schemas.microsoft.com/office/word/2010/wordprocessingGroup" xmlns:wpi="http://schemas.microsoft.com/office/word/2010/wordprocessingInk" xmlns:wps="http://schemas.microsoft.com/office/word/2010/wordprocessingShape" mc:Ignorable="w14 wp14">
+  <w:p>
+    <w:pPr>
+      <w:pStyle w:val="Footer"/>
+      <w:jc w:val="left"/>
+    </w:pPr>
+    <w:r/>
+    <w:r>
+      <w:rPr>
+        <w:rFonts w:ascii="Times New Roman" w:hAnsi="Times New Roman"/>
+        <w:b w:val="0"/>
+        <w:color w:val="777777"/>
+        <w:sz w:val="17"/>
+      </w:rPr>
+      <w:t>Vertraulich | Bearbeitungsstand Juli 2026 | nur zur Aktenbearbeitung</w:t>
+    </w:r>
+  </w:p>
+</w:ftr>
 </file>
 
 <file path=word/header1.xml><?xml version="1.0" encoding="utf-8"?>
@@ -1739,6 +1860,10 @@
     <w:name w:val="Normal"/>
     <w:qFormat/>
     <w:rsid w:val="00FC693F"/>
+    <w:rPr>
+      <w:rFonts w:ascii="Times New Roman" w:hAnsi="Times New Roman"/>
+      <w:sz w:val="22"/>
+    </w:rPr>
   </w:style>
   <w:style w:type="paragraph" w:styleId="Header">
     <w:name w:val="header"/>
@@ -1799,7 +1924,7 @@
       <w:outlineLvl w:val="0"/>
     </w:pPr>
     <w:rPr>
-      <w:rFonts w:asciiTheme="majorHAnsi" w:eastAsiaTheme="majorEastAsia" w:hAnsiTheme="majorHAnsi" w:cstheme="majorBidi"/>
+      <w:rFonts w:asciiTheme="majorHAnsi" w:eastAsiaTheme="majorEastAsia" w:hAnsiTheme="majorHAnsi" w:cstheme="majorBidi" w:ascii="Times New Roman" w:hAnsi="Times New Roman"/>
       <w:b/>
       <w:bCs/>
       <w:color w:val="365F91" w:themeColor="accent1" w:themeShade="BF"/>
@@ -1823,11 +1948,11 @@
       <w:outlineLvl w:val="1"/>
     </w:pPr>
     <w:rPr>
-      <w:rFonts w:asciiTheme="majorHAnsi" w:eastAsiaTheme="majorEastAsia" w:hAnsiTheme="majorHAnsi" w:cstheme="majorBidi"/>
+      <w:rFonts w:asciiTheme="majorHAnsi" w:eastAsiaTheme="majorEastAsia" w:hAnsiTheme="majorHAnsi" w:cstheme="majorBidi" w:ascii="Times New Roman" w:hAnsi="Times New Roman"/>
       <w:b/>
       <w:bCs/>
       <w:color w:val="4F81BD" w:themeColor="accent1"/>
-      <w:sz w:val="26"/>
+      <w:sz w:val="24"/>
       <w:szCs w:val="26"/>
     </w:rPr>
   </w:style>
@@ -2088,11 +2213,12 @@
       <w:contextualSpacing/>
     </w:pPr>
     <w:rPr>
-      <w:rFonts w:asciiTheme="majorHAnsi" w:eastAsiaTheme="majorEastAsia" w:hAnsiTheme="majorHAnsi" w:cstheme="majorBidi"/>
+      <w:rFonts w:asciiTheme="majorHAnsi" w:eastAsiaTheme="majorEastAsia" w:hAnsiTheme="majorHAnsi" w:cstheme="majorBidi" w:ascii="Times New Roman" w:hAnsi="Times New Roman"/>
+      <w:b/>
       <w:color w:val="17365D" w:themeColor="text2" w:themeShade="BF"/>
       <w:spacing w:val="5"/>
       <w:kern w:val="28"/>
-      <w:sz w:val="52"/>
+      <w:sz w:val="30"/>
       <w:szCs w:val="52"/>
     </w:rPr>
   </w:style>
